--- a/VDd_docu/VortexDeep_How_We_Work_TEMPLATE_EN_v02.docx
+++ b/VDd_docu/VortexDeep_How_We_Work_TEMPLATE_EN_v02.docx
@@ -1365,24 +1365,12 @@
     </w:tbl>
     <w:p>
       <w:pPr>
-        <w:pBdr>
-          <w:bottom w:val="single" w:sz="12" w:space="0" w:color="0A0A0A"/>
-        </w:pBdr>
-        <w:spacing w:before="120" w:after="120"/>
-      </w:pPr>
-    </w:p>
-    <w:p>
-      <w:pPr>
-        <w:jc w:val="center"/>
-      </w:pPr>
-      <w:r>
         <w:rPr>
           <w:color w:val="737373"/>
           <w:sz w:val="14"/>
           <w:szCs w:val="14"/>
         </w:rPr>
-        <w:t>vortexdeep.ch  ·  info@vortexdeep.ch  ·  Kanton Zürich, Switzerland</w:t>
-      </w:r>
+      </w:pPr>
     </w:p>
     <w:p>
       <w:r>
@@ -2556,42 +2544,16 @@
     </w:tbl>
     <w:p>
       <w:pPr>
-        <w:spacing w:before="200"/>
-      </w:pPr>
-    </w:p>
-    <w:p>
-      <w:pPr>
-        <w:pBdr>
-          <w:bottom w:val="single" w:sz="12" w:space="0" w:color="0A0A0A"/>
-        </w:pBdr>
-        <w:spacing w:before="120" w:after="120"/>
-      </w:pPr>
-    </w:p>
-    <w:p>
-      <w:pPr>
-        <w:jc w:val="center"/>
-      </w:pPr>
-      <w:r>
-        <w:rPr>
-          <w:color w:val="737373"/>
-          <w:sz w:val="14"/>
-          <w:szCs w:val="14"/>
-        </w:rPr>
-        <w:t>This document is confidential and prepared for the named client only.  ·  vortexdeep.ch  ·  info@vortexdeep.ch</w:t>
-      </w:r>
-    </w:p>
-    <w:p>
-      <w:r>
         <w:rPr>
           <w:rFonts w:ascii="Arial" w:hAnsi="Arial"/>
           <w:i/>
           <w:color w:val="808080"/>
           <w:sz w:val="18"/>
         </w:rPr>
-        <w:t>Ownership is offered as a licence, not a transfer; see the IP &amp; Licensing Policy for the three access tiers (Managed / Licence / Full transfer — internal information only).</w:t>
-      </w:r>
+      </w:pPr>
     </w:p>
     <w:sectPr>
+      <w:footerReference w:type="default" r:id="rId7"/>
       <w:pgSz w:w="11906" w:h="16838"/>
       <w:pgMar w:top="1134" w:right="1247" w:bottom="1134" w:left="1247" w:header="708" w:footer="708" w:gutter="0"/>
       <w:cols w:space="720"/>
@@ -2599,6 +2561,124 @@
     </w:sectPr>
   </w:body>
 </w:document>
+</file>
+
+<file path=word/endnotes.xml><?xml version="1.0" encoding="utf-8"?>
+<w:endnotes xmlns:wpc="http://schemas.microsoft.com/office/word/2010/wordprocessingCanvas" xmlns:cx="http://schemas.microsoft.com/office/drawing/2014/chartex" xmlns:cx1="http://schemas.microsoft.com/office/drawing/2015/9/8/chartex" xmlns:cx2="http://schemas.microsoft.com/office/drawing/2015/10/21/chartex" xmlns:cx3="http://schemas.microsoft.com/office/drawing/2016/5/9/chartex" xmlns:cx4="http://schemas.microsoft.com/office/drawing/2016/5/10/chartex" xmlns:cx5="http://schemas.microsoft.com/office/drawing/2016/5/11/chartex" xmlns:cx6="http://schemas.microsoft.com/office/drawing/2016/5/12/chartex" xmlns:cx7="http://schemas.microsoft.com/office/drawing/2016/5/13/chartex" xmlns:cx8="http://schemas.microsoft.com/office/drawing/2016/5/14/chartex" xmlns:mc="http://schemas.openxmlformats.org/markup-compatibility/2006" xmlns:m="http://schemas.openxmlformats.org/officeDocument/2006/math" xmlns:aink="http://schemas.microsoft.com/office/drawing/2016/ink" xmlns:am3d="http://schemas.microsoft.com/office/drawing/2017/model3d" xmlns:oel="http://schemas.microsoft.com/office/2019/extlst" xmlns:r="http://schemas.openxmlformats.org/officeDocument/2006/relationships" xmlns:wp14="http://schemas.microsoft.com/office/word/2010/wordprocessingDrawing" xmlns:wp="http://schemas.openxmlformats.org/drawingml/2006/wordprocessingDrawing" xmlns:wpg="http://schemas.microsoft.com/office/word/2010/wordprocessingGroup" xmlns:wpi="http://schemas.microsoft.com/office/word/2010/wordprocessingInk" xmlns:wps="http://schemas.microsoft.com/office/word/2010/wordprocessingShape" xmlns:o="urn:schemas-microsoft-com:office:office" xmlns:v="urn:schemas-microsoft-com:vml" xmlns:w10="urn:schemas-microsoft-com:office:word" xmlns:w="http://schemas.openxmlformats.org/wordprocessingml/2006/main" xmlns:w14="http://schemas.microsoft.com/office/word/2010/wordml" xmlns:w15="http://schemas.microsoft.com/office/word/2012/wordml" xmlns:w16cex="http://schemas.microsoft.com/office/word/2018/wordml/cex" xmlns:w16cid="http://schemas.microsoft.com/office/word/2016/wordml/cid" xmlns:w16="http://schemas.microsoft.com/office/word/2018/wordml" xmlns:w16sdtdh="http://schemas.microsoft.com/office/word/2020/wordml/sdtdatahash" xmlns:w16sdtfl="http://schemas.microsoft.com/office/word/2024/wordml/sdtformatlock" xmlns:w16se="http://schemas.microsoft.com/office/word/2015/wordml/symex" xmlns:w16du="http://schemas.microsoft.com/office/word/2023/wordml/word16du" xmlns:wne="http://schemas.microsoft.com/office/word/2006/wordml" mc:Ignorable="w14 w15 w16se w16cid w16 w16cex w16sdtdh w16sdtfl w16du wp14">
+  <w:endnote w:type="separator" w:id="-1">
+    <w:p>
+      <w:r>
+        <w:separator/>
+      </w:r>
+    </w:p>
+  </w:endnote>
+  <w:endnote w:type="continuationSeparator" w:id="0">
+    <w:p>
+      <w:r>
+        <w:continuationSeparator/>
+      </w:r>
+    </w:p>
+  </w:endnote>
+</w:endnotes>
+</file>
+
+<file path=word/footer1.xml><?xml version="1.0" encoding="utf-8"?>
+<w:ftr xmlns:wpc="http://schemas.microsoft.com/office/word/2010/wordprocessingCanvas" xmlns:cx="http://schemas.microsoft.com/office/drawing/2014/chartex" xmlns:cx1="http://schemas.microsoft.com/office/drawing/2015/9/8/chartex" xmlns:cx2="http://schemas.microsoft.com/office/drawing/2015/10/21/chartex" xmlns:cx3="http://schemas.microsoft.com/office/drawing/2016/5/9/chartex" xmlns:cx4="http://schemas.microsoft.com/office/drawing/2016/5/10/chartex" xmlns:cx5="http://schemas.microsoft.com/office/drawing/2016/5/11/chartex" xmlns:cx6="http://schemas.microsoft.com/office/drawing/2016/5/12/chartex" xmlns:cx7="http://schemas.microsoft.com/office/drawing/2016/5/13/chartex" xmlns:cx8="http://schemas.microsoft.com/office/drawing/2016/5/14/chartex" xmlns:mc="http://schemas.openxmlformats.org/markup-compatibility/2006" xmlns:m="http://schemas.openxmlformats.org/officeDocument/2006/math" xmlns:aink="http://schemas.microsoft.com/office/drawing/2016/ink" xmlns:am3d="http://schemas.microsoft.com/office/drawing/2017/model3d" xmlns:oel="http://schemas.microsoft.com/office/2019/extlst" xmlns:r="http://schemas.openxmlformats.org/officeDocument/2006/relationships" xmlns:wp14="http://schemas.microsoft.com/office/word/2010/wordprocessingDrawing" xmlns:wp="http://schemas.openxmlformats.org/drawingml/2006/wordprocessingDrawing" xmlns:wpg="http://schemas.microsoft.com/office/word/2010/wordprocessingGroup" xmlns:wpi="http://schemas.microsoft.com/office/word/2010/wordprocessingInk" xmlns:wps="http://schemas.microsoft.com/office/word/2010/wordprocessingShape" xmlns:o="urn:schemas-microsoft-com:office:office" xmlns:v="urn:schemas-microsoft-com:vml" xmlns:w10="urn:schemas-microsoft-com:office:word" xmlns:w="http://schemas.openxmlformats.org/wordprocessingml/2006/main" xmlns:w14="http://schemas.microsoft.com/office/word/2010/wordml" xmlns:w15="http://schemas.microsoft.com/office/word/2012/wordml" xmlns:w16cex="http://schemas.microsoft.com/office/word/2018/wordml/cex" xmlns:w16cid="http://schemas.microsoft.com/office/word/2016/wordml/cid" xmlns:w16="http://schemas.microsoft.com/office/word/2018/wordml" xmlns:w16sdtdh="http://schemas.microsoft.com/office/word/2020/wordml/sdtdatahash" xmlns:w16sdtfl="http://schemas.microsoft.com/office/word/2024/wordml/sdtformatlock" xmlns:w16se="http://schemas.microsoft.com/office/word/2015/wordml/symex" xmlns:w16du="http://schemas.microsoft.com/office/word/2023/wordml/word16du" xmlns:wne="http://schemas.microsoft.com/office/word/2006/wordml" mc:Ignorable="w14 w15 w16se w16cid w16 w16cex w16sdtdh w16sdtfl w16du wp14">
+  <w:p>
+    <w:pPr>
+      <w:pBdr>
+        <w:bottom w:val="single" w:sz="12" w:space="0" w:color="0A0A0A"/>
+      </w:pBdr>
+      <w:spacing w:before="120" w:after="120"/>
+    </w:pPr>
+  </w:p>
+  <w:p>
+    <w:pPr>
+      <w:jc w:val="center"/>
+      <w:rPr>
+        <w:color w:val="737373"/>
+        <w:sz w:val="14"/>
+        <w:szCs w:val="14"/>
+      </w:rPr>
+    </w:pPr>
+    <w:r>
+      <w:rPr>
+        <w:color w:val="737373"/>
+        <w:sz w:val="14"/>
+        <w:szCs w:val="14"/>
+      </w:rPr>
+      <w:t>This document is confidential and prepared for the named client only.</w:t>
+    </w:r>
+  </w:p>
+  <w:p>
+    <w:pPr>
+      <w:jc w:val="center"/>
+      <w:rPr>
+        <w:color w:val="737373"/>
+        <w:sz w:val="14"/>
+        <w:szCs w:val="14"/>
+      </w:rPr>
+    </w:pPr>
+    <w:r>
+      <w:rPr>
+        <w:color w:val="737373"/>
+        <w:sz w:val="14"/>
+        <w:szCs w:val="14"/>
+      </w:rPr>
+      <w:t xml:space="preserve">Ownership is offered as a licence, not a transfer; see the IP &amp; Licensing Policy for the three access tiers </w:t>
+    </w:r>
+  </w:p>
+  <w:p>
+    <w:pPr>
+      <w:jc w:val="center"/>
+      <w:rPr>
+        <w:color w:val="737373"/>
+        <w:sz w:val="14"/>
+        <w:szCs w:val="14"/>
+      </w:rPr>
+    </w:pPr>
+    <w:r>
+      <w:rPr>
+        <w:color w:val="737373"/>
+        <w:sz w:val="14"/>
+        <w:szCs w:val="14"/>
+      </w:rPr>
+      <w:t>(Managed / Licence / Full transfer — internal information only).</w:t>
+    </w:r>
+  </w:p>
+  <w:p>
+    <w:pPr>
+      <w:jc w:val="center"/>
+    </w:pPr>
+    <w:r>
+      <w:rPr>
+        <w:color w:val="737373"/>
+        <w:sz w:val="14"/>
+        <w:szCs w:val="14"/>
+      </w:rPr>
+      <w:t>vortexdeep.ch  ·  info@vortexdeep.ch  ·  Kanton Zürich, Switzerland</w:t>
+    </w:r>
+  </w:p>
+</w:ftr>
+</file>
+
+<file path=word/footnotes.xml><?xml version="1.0" encoding="utf-8"?>
+<w:footnotes xmlns:wpc="http://schemas.microsoft.com/office/word/2010/wordprocessingCanvas" xmlns:cx="http://schemas.microsoft.com/office/drawing/2014/chartex" xmlns:cx1="http://schemas.microsoft.com/office/drawing/2015/9/8/chartex" xmlns:cx2="http://schemas.microsoft.com/office/drawing/2015/10/21/chartex" xmlns:cx3="http://schemas.microsoft.com/office/drawing/2016/5/9/chartex" xmlns:cx4="http://schemas.microsoft.com/office/drawing/2016/5/10/chartex" xmlns:cx5="http://schemas.microsoft.com/office/drawing/2016/5/11/chartex" xmlns:cx6="http://schemas.microsoft.com/office/drawing/2016/5/12/chartex" xmlns:cx7="http://schemas.microsoft.com/office/drawing/2016/5/13/chartex" xmlns:cx8="http://schemas.microsoft.com/office/drawing/2016/5/14/chartex" xmlns:mc="http://schemas.openxmlformats.org/markup-compatibility/2006" xmlns:m="http://schemas.openxmlformats.org/officeDocument/2006/math" xmlns:aink="http://schemas.microsoft.com/office/drawing/2016/ink" xmlns:am3d="http://schemas.microsoft.com/office/drawing/2017/model3d" xmlns:oel="http://schemas.microsoft.com/office/2019/extlst" xmlns:r="http://schemas.openxmlformats.org/officeDocument/2006/relationships" xmlns:wp14="http://schemas.microsoft.com/office/word/2010/wordprocessingDrawing" xmlns:wp="http://schemas.openxmlformats.org/drawingml/2006/wordprocessingDrawing" xmlns:wpg="http://schemas.microsoft.com/office/word/2010/wordprocessingGroup" xmlns:wpi="http://schemas.microsoft.com/office/word/2010/wordprocessingInk" xmlns:wps="http://schemas.microsoft.com/office/word/2010/wordprocessingShape" xmlns:o="urn:schemas-microsoft-com:office:office" xmlns:v="urn:schemas-microsoft-com:vml" xmlns:w10="urn:schemas-microsoft-com:office:word" xmlns:w="http://schemas.openxmlformats.org/wordprocessingml/2006/main" xmlns:w14="http://schemas.microsoft.com/office/word/2010/wordml" xmlns:w15="http://schemas.microsoft.com/office/word/2012/wordml" xmlns:w16cex="http://schemas.microsoft.com/office/word/2018/wordml/cex" xmlns:w16cid="http://schemas.microsoft.com/office/word/2016/wordml/cid" xmlns:w16="http://schemas.microsoft.com/office/word/2018/wordml" xmlns:w16sdtdh="http://schemas.microsoft.com/office/word/2020/wordml/sdtdatahash" xmlns:w16sdtfl="http://schemas.microsoft.com/office/word/2024/wordml/sdtformatlock" xmlns:w16se="http://schemas.microsoft.com/office/word/2015/wordml/symex" xmlns:w16du="http://schemas.microsoft.com/office/word/2023/wordml/word16du" xmlns:wne="http://schemas.microsoft.com/office/word/2006/wordml" mc:Ignorable="w14 w15 w16se w16cid w16 w16cex w16sdtdh w16sdtfl w16du wp14">
+  <w:footnote w:type="separator" w:id="-1">
+    <w:p>
+      <w:r>
+        <w:separator/>
+      </w:r>
+    </w:p>
+  </w:footnote>
+  <w:footnote w:type="continuationSeparator" w:id="0">
+    <w:p>
+      <w:r>
+        <w:continuationSeparator/>
+      </w:r>
+    </w:p>
+  </w:footnote>
+</w:footnotes>
 </file>
 
 <file path=word/numbering.xml><?xml version="1.0" encoding="utf-8"?>
@@ -3287,6 +3367,48 @@
       <w:szCs w:val="20"/>
     </w:rPr>
   </w:style>
+  <w:style w:type="paragraph" w:styleId="Header">
+    <w:name w:val="header"/>
+    <w:basedOn w:val="Normal"/>
+    <w:link w:val="HeaderChar"/>
+    <w:uiPriority w:val="99"/>
+    <w:unhideWhenUsed/>
+    <w:rsid w:val="00BD111F"/>
+    <w:pPr>
+      <w:tabs>
+        <w:tab w:val="center" w:pos="4513"/>
+        <w:tab w:val="right" w:pos="9026"/>
+      </w:tabs>
+    </w:pPr>
+  </w:style>
+  <w:style w:type="character" w:customStyle="1" w:styleId="HeaderChar">
+    <w:name w:val="Header Char"/>
+    <w:basedOn w:val="DefaultParagraphFont"/>
+    <w:link w:val="Header"/>
+    <w:uiPriority w:val="99"/>
+    <w:rsid w:val="00BD111F"/>
+  </w:style>
+  <w:style w:type="paragraph" w:styleId="Footer">
+    <w:name w:val="footer"/>
+    <w:basedOn w:val="Normal"/>
+    <w:link w:val="FooterChar"/>
+    <w:uiPriority w:val="99"/>
+    <w:unhideWhenUsed/>
+    <w:rsid w:val="00BD111F"/>
+    <w:pPr>
+      <w:tabs>
+        <w:tab w:val="center" w:pos="4513"/>
+        <w:tab w:val="right" w:pos="9026"/>
+      </w:tabs>
+    </w:pPr>
+  </w:style>
+  <w:style w:type="character" w:customStyle="1" w:styleId="FooterChar">
+    <w:name w:val="Footer Char"/>
+    <w:basedOn w:val="DefaultParagraphFont"/>
+    <w:link w:val="Footer"/>
+    <w:uiPriority w:val="99"/>
+    <w:rsid w:val="00BD111F"/>
+  </w:style>
 </w:styles>
 </file>
 
